--- a/_implementation-notes/evening-series/handouts/FotH Pilot Session 6 Homework Handout DRAFT v1.docx
+++ b/_implementation-notes/evening-series/handouts/FotH Pilot Session 6 Homework Handout DRAFT v1.docx
@@ -19,6 +19,20 @@
       </w:r>
     </w:p>
     <w:bookmarkStart w:id="9" w:name="the-practice-week-one"/>
+    <w:p>
+      <w:pPr>
+        <w:spacing w:after="140"/>
+      </w:pPr>
+      <w:r>
+        <w:rPr>
+          <w:i/>
+          <w:iCs/>
+          <w:sz w:val="20"/>
+          <w:szCs w:val="20"/>
+        </w:rPr>
+        <w:t xml:space="preserve">The standing practice, every day of the whole journey — morning, five minutes: “Lord, what are you up to today, and what do you want me to notice?” Evening, one journal line: “What did I notice today?”</w:t>
+      </w:r>
+    </w:p>
     <w:p>
       <w:pPr>
         <w:pStyle w:val="Heading2"/>

--- a/_implementation-notes/evening-series/handouts/FotH Pilot Session 6 Homework Handout DRAFT v1.docx
+++ b/_implementation-notes/evening-series/handouts/FotH Pilot Session 6 Homework Handout DRAFT v1.docx
@@ -18,51 +18,24 @@
         </w:pict>
       </w:r>
     </w:p>
-    <w:bookmarkStart w:id="9" w:name="the-practice-week-one"/>
     <w:p>
       <w:pPr>
         <w:spacing w:after="140"/>
       </w:pPr>
       <w:r>
         <w:rPr>
-          <w:i/>
-          <w:iCs/>
-          <w:sz w:val="20"/>
-          <w:szCs w:val="20"/>
+          <w:b/>
+          <w:bCs/>
         </w:rPr>
-        <w:t xml:space="preserve">The standing practice, every day of the whole journey — morning, five minutes: “Lord, what are you up to today, and what do you want me to notice?” Evening, one journal line: “What did I notice today?”</w:t>
+        <w:t xml:space="preserve">The standing practice — every day, both weeks. </w:t>
+      </w:r>
+      <w:r>
+        <w:t xml:space="preserve">Morning, five minutes: “Lord, what are you up to today, and what do you want me to notice?” Evening, one journal line: “What did I notice today?”</w:t>
       </w:r>
     </w:p>
     <w:p>
       <w:pPr>
-        <w:pStyle w:val="Heading2"/>
-      </w:pPr>
-      <w:r>
-        <w:t xml:space="preserve">1. The practice — week one</w:t>
-      </w:r>
-    </w:p>
-    <w:p>
-      <w:pPr>
-        <w:pStyle w:val="FirstParagraph"/>
-      </w:pPr>
-      <w:r>
-        <w:t xml:space="preserve">The Five-Minute Examen each evening — carried through the quarter break that follows tonight. Plus: the Quarterly Pulse (</w:t>
-      </w:r>
-      <w:hyperlink w:anchor="handout-h6-3">
-        <w:r>
-          <w:rPr>
-            <w:rStyle w:val="Hyperlink"/>
-          </w:rPr>
-          <w:t xml:space="preserve">H6.3</w:t>
-        </w:r>
-      </w:hyperlink>
-      <w:r>
-        <w:t xml:space="preserve">) goes home tonight, the first of the year’s three — one page, five minutes, back in the bin at the Week 7 door. And the round’s three questions go home with everyone, on no paper — keep, change, and what would you tell somebody — answered together at Week 7 (the room’s self-read, Handbook Section 8).</w:t>
-      </w:r>
-    </w:p>
-    <w:p>
-      <w:pPr>
-        <w:pStyle w:val="BodyText"/>
+        <w:spacing w:after="140"/>
       </w:pPr>
       <w:r>
         <w:rPr>
@@ -70,16 +43,6 @@
           <w:bCs/>
         </w:rPr>
         <w:t xml:space="preserve">Week one</w:t>
-      </w:r>
-      <w:r>
-        <w:t xml:space="preserve"> </w:t>
-      </w:r>
-      <w:r>
-        <w:rPr>
-          <w:i/>
-          <w:iCs/>
-        </w:rPr>
-        <w:t xml:space="preserve">(one box per day; if the practice asks for fewer, check the days you did it)</w:t>
       </w:r>
     </w:p>
     <w:tbl>
@@ -273,107 +236,9 @@
         </w:tc>
       </w:tr>
     </w:tbl>
-    <w:bookmarkEnd w:id="9"/>
-    <w:bookmarkStart w:id="10" w:name="the-end-of-week-one-check-in"/>
     <w:p>
       <w:pPr>
-        <w:pStyle w:val="Heading2"/>
-      </w:pPr>
-      <w:r>
-        <w:t xml:space="preserve">2. The end-of-week-one check-in</w:t>
-      </w:r>
-    </w:p>
-    <w:p>
-      <w:pPr>
-        <w:pStyle w:val="FirstParagraph"/>
-      </w:pPr>
-      <w:r>
-        <w:t xml:space="preserve">My check-in partner for this cycle is:</w:t>
-      </w:r>
-      <w:r>
-        <w:t xml:space="preserve"> </w:t>
-      </w:r>
-      <w:r>
-        <w:rPr>
-          <w:b/>
-          <w:bCs/>
-        </w:rPr>
-        <w:t xml:space="preserve">______________________</w:t>
-      </w:r>
-      <w:r>
-        <w:t xml:space="preserve"> </w:t>
-      </w:r>
-      <w:r>
-        <w:rPr>
-          <w:i/>
-          <w:iCs/>
-        </w:rPr>
-        <w:t xml:space="preserve">(named aloud at commissioning; a new partner each cycle)</w:t>
-      </w:r>
-    </w:p>
-    <w:p>
-      <w:pPr>
-        <w:pStyle w:val="BodyText"/>
-      </w:pPr>
-      <w:r>
-        <w:t xml:space="preserve">At the end of week one, connect with your partner and report how it’s going</w:t>
-      </w:r>
-      <w:r>
-        <w:t xml:space="preserve"> </w:t>
-      </w:r>
-      <w:r>
-        <w:t xml:space="preserve">against the practice. A text, a call, or a hallway conversation all count.</w:t>
-      </w:r>
-      <w:r>
-        <w:t xml:space="preserve"> </w:t>
-      </w:r>
-      <w:r>
-        <w:t xml:space="preserve">You are not grading each other; you are expecting each other.</w:t>
-      </w:r>
-      <w:r>
-        <w:t xml:space="preserve"> </w:t>
-      </w:r>
-      <w:r>
-        <w:rPr>
-          <w:b/>
-          <w:bCs/>
-        </w:rPr>
-        <w:t xml:space="preserve">Done:</w:t>
-      </w:r>
-      <w:r>
-        <w:t xml:space="preserve"> </w:t>
-      </w:r>
-      <w:r>
-        <w:t xml:space="preserve">☐</w:t>
-      </w:r>
-    </w:p>
-    <w:bookmarkEnd w:id="10"/>
-    <w:bookmarkStart w:id="11" w:name="the-practice-week-two"/>
-    <w:p>
-      <w:pPr>
-        <w:pStyle w:val="Heading2"/>
-      </w:pPr>
-      <w:r>
-        <w:t xml:space="preserve">3. The practice — week two</w:t>
-      </w:r>
-    </w:p>
-    <w:p>
-      <w:pPr>
-        <w:pStyle w:val="FirstParagraph"/>
-      </w:pPr>
-      <w:r>
-        <w:t xml:space="preserve">Continue or deepen the same practice, as the session specifies; journal</w:t>
-      </w:r>
-      <w:r>
-        <w:t xml:space="preserve"> </w:t>
-      </w:r>
-      <w:r>
-        <w:t xml:space="preserve">what happens.</w:t>
-      </w:r>
-    </w:p>
-    <w:p>
-      <w:pPr>
-        <w:pStyle w:val="BodyText"/>
+        <w:spacing w:after="140"/>
       </w:pPr>
       <w:r>
         <w:rPr>
@@ -574,14 +439,27 @@
         </w:tc>
       </w:tr>
     </w:tbl>
-    <w:bookmarkEnd w:id="11"/>
-    <w:bookmarkStart w:id="12" w:name="one-sentence-of-preparation"/>
     <w:p>
       <w:pPr>
+        <w:spacing w:after="140"/>
+      </w:pPr>
+      <w:r>
+        <w:rPr>
+          <w:i/>
+          <w:iCs/>
+          <w:sz w:val="20"/>
+          <w:szCs w:val="20"/>
+        </w:rPr>
+        <w:t xml:space="preserve">One box per day. A missed box is never a failure — it is an invitation to return.</w:t>
+      </w:r>
+    </w:p>
+    <w:bookmarkStart w:id="9" w:name="the-practice-week-one"/>
+    <w:p>
+      <w:pPr>
         <w:pStyle w:val="Heading2"/>
       </w:pPr>
       <w:r>
-        <w:t xml:space="preserve">4. One sentence of preparation</w:t>
+        <w:t xml:space="preserve">1. The practice — week one</w:t>
       </w:r>
     </w:p>
     <w:p>
@@ -589,7 +467,76 @@
         <w:pStyle w:val="FirstParagraph"/>
       </w:pPr>
       <w:r>
-        <w:t xml:space="preserve">Set at commissioning from the session’s materials.</w:t>
+        <w:t xml:space="preserve">The Five-Minute Examen each evening — carried through the quarter break that follows tonight. Plus: the Quarterly Pulse (</w:t>
+      </w:r>
+      <w:hyperlink w:anchor="handout-h6-3">
+        <w:r>
+          <w:rPr>
+            <w:rStyle w:val="Hyperlink"/>
+          </w:rPr>
+          <w:t xml:space="preserve">H6.3</w:t>
+        </w:r>
+      </w:hyperlink>
+      <w:r>
+        <w:t xml:space="preserve">) goes home tonight, the first of the year’s three — one page, five minutes, back in the bin at the Week 7 door. And the round’s three questions go home with everyone, on no paper — keep, change, and what would you tell somebody — answered together at Week 7 (the room’s self-read, Handbook Section 8).</w:t>
+      </w:r>
+    </w:p>
+    <w:bookmarkEnd w:id="9"/>
+    <w:bookmarkStart w:id="10" w:name="the-end-of-week-one-check-in"/>
+    <w:p>
+      <w:pPr>
+        <w:pStyle w:val="Heading2"/>
+      </w:pPr>
+      <w:r>
+        <w:t xml:space="preserve">2. The end-of-week-one check-in</w:t>
+      </w:r>
+    </w:p>
+    <w:p>
+      <w:pPr>
+        <w:pStyle w:val="FirstParagraph"/>
+      </w:pPr>
+      <w:r>
+        <w:t xml:space="preserve">My check-in partner for this cycle is:</w:t>
+      </w:r>
+      <w:r>
+        <w:t xml:space="preserve"> </w:t>
+      </w:r>
+      <w:r>
+        <w:rPr>
+          <w:b/>
+          <w:bCs/>
+        </w:rPr>
+        <w:t xml:space="preserve">______________________</w:t>
+      </w:r>
+      <w:r>
+        <w:t xml:space="preserve"> </w:t>
+      </w:r>
+      <w:r>
+        <w:rPr>
+          <w:i/>
+          <w:iCs/>
+        </w:rPr>
+        <w:t xml:space="preserve">(named aloud at commissioning; a new partner each cycle)</w:t>
+      </w:r>
+    </w:p>
+    <w:p>
+      <w:pPr>
+        <w:pStyle w:val="BodyText"/>
+      </w:pPr>
+      <w:r>
+        <w:t xml:space="preserve">At the end of week one, connect with your partner and report how it’s going</w:t>
+      </w:r>
+      <w:r>
+        <w:t xml:space="preserve"> </w:t>
+      </w:r>
+      <w:r>
+        <w:t xml:space="preserve">against the practice. A text, a call, or a hallway conversation all count.</w:t>
+      </w:r>
+      <w:r>
+        <w:t xml:space="preserve"> </w:t>
+      </w:r>
+      <w:r>
+        <w:t xml:space="preserve">You are not grading each other; you are expecting each other.</w:t>
       </w:r>
       <w:r>
         <w:t xml:space="preserve"> </w:t>
@@ -608,23 +555,69 @@
         <w:t xml:space="preserve">☐</w:t>
       </w:r>
     </w:p>
+    <w:bookmarkEnd w:id="10"/>
+    <w:bookmarkStart w:id="11" w:name="the-practice-week-two"/>
+    <w:p>
+      <w:pPr>
+        <w:pStyle w:val="Heading2"/>
+      </w:pPr>
+      <w:r>
+        <w:t xml:space="preserve">3. The practice — week two</w:t>
+      </w:r>
+    </w:p>
+    <w:p>
+      <w:pPr>
+        <w:pStyle w:val="FirstParagraph"/>
+      </w:pPr>
+      <w:r>
+        <w:t xml:space="preserve">Continue or deepen the same practice, as the session specifies; journal</w:t>
+      </w:r>
+      <w:r>
+        <w:t xml:space="preserve"> </w:t>
+      </w:r>
+      <w:r>
+        <w:t xml:space="preserve">what happens.</w:t>
+      </w:r>
+    </w:p>
+    <w:bookmarkEnd w:id="11"/>
+    <w:bookmarkStart w:id="12" w:name="one-sentence-of-preparation"/>
+    <w:p>
+      <w:pPr>
+        <w:pStyle w:val="Heading2"/>
+      </w:pPr>
+      <w:r>
+        <w:t xml:space="preserve">4. One sentence of preparation</w:t>
+      </w:r>
+    </w:p>
+    <w:p>
+      <w:pPr>
+        <w:pStyle w:val="FirstParagraph"/>
+      </w:pPr>
+      <w:r>
+        <w:t xml:space="preserve">Set at commissioning from the session’s materials.</w:t>
+      </w:r>
+      <w:r>
+        <w:t xml:space="preserve"> </w:t>
+      </w:r>
+      <w:r>
+        <w:rPr>
+          <w:b/>
+          <w:bCs/>
+        </w:rPr>
+        <w:t xml:space="preserve">Done:</w:t>
+      </w:r>
+      <w:r>
+        <w:t xml:space="preserve"> </w:t>
+      </w:r>
+      <w:r>
+        <w:t xml:space="preserve">☐</w:t>
+      </w:r>
+    </w:p>
     <w:p>
       <w:r>
         <w:pict>
           <v:rect style="width:0;height:1.5pt" o:hralign="center" o:hrstd="t" o:hr="t"/>
         </w:pict>
-      </w:r>
-    </w:p>
-    <w:p>
-      <w:pPr>
-        <w:pStyle w:val="FirstParagraph"/>
-      </w:pPr>
-      <w:r>
-        <w:rPr>
-          <w:i/>
-          <w:iCs/>
-        </w:rPr>
-        <w:t xml:space="preserve">A missed box is never a failure — it is an invitation to return.</w:t>
       </w:r>
     </w:p>
     <w:bookmarkEnd w:id="12"/>

--- a/_implementation-notes/evening-series/handouts/FotH Pilot Session 6 Homework Handout DRAFT v1.docx
+++ b/_implementation-notes/evening-series/handouts/FotH Pilot Session 6 Homework Handout DRAFT v1.docx
@@ -459,7 +459,7 @@
         <w:pStyle w:val="Heading2"/>
       </w:pPr>
       <w:r>
-        <w:t xml:space="preserve">1. The practice — week one</w:t>
+        <w:t>1. The homework practice — week one</w:t>
       </w:r>
     </w:p>
     <w:p>
@@ -562,7 +562,7 @@
         <w:pStyle w:val="Heading2"/>
       </w:pPr>
       <w:r>
-        <w:t xml:space="preserve">3. The practice — week two</w:t>
+        <w:t>3. The homework practice — week two</w:t>
       </w:r>
     </w:p>
     <w:p>

--- a/_implementation-notes/evening-series/handouts/FotH Pilot Session 6 Homework Handout DRAFT v1.docx
+++ b/_implementation-notes/evening-series/handouts/FotH Pilot Session 6 Homework Handout DRAFT v1.docx
@@ -467,19 +467,9 @@
         <w:pStyle w:val="FirstParagraph"/>
       </w:pPr>
       <w:r>
-        <w:t xml:space="preserve">The Five-Minute Examen each evening — carried through the quarter break that follows tonight. Plus: the Quarterly Pulse (</w:t>
-      </w:r>
-      <w:hyperlink w:anchor="handout-h6-3">
-        <w:r>
-          <w:rPr>
-            <w:rStyle w:val="Hyperlink"/>
-          </w:rPr>
-          <w:t xml:space="preserve">H6.3</w:t>
-        </w:r>
-      </w:hyperlink>
-      <w:r>
-        <w:t xml:space="preserve">) goes home tonight, the first of the year’s three — one page, five minutes, back in the bin at the Week 7 door. And the round’s three questions go home with everyone, on no paper — keep, change, and what would you tell somebody — answered together at Week 7 (the room’s self-read, Handbook Section 8).</w:t>
-      </w:r>
+        <w:t>The Five-Minute Examen each evening — carried through the two weeks.</w:t>
+      </w:r>
+      <w:r/>
     </w:p>
     <w:bookmarkEnd w:id="9"/>
     <w:bookmarkStart w:id="10" w:name="the-end-of-week-one-check-in"/>

--- a/_implementation-notes/evening-series/handouts/FotH Pilot Session 6 Homework Handout DRAFT v1.docx
+++ b/_implementation-notes/evening-series/handouts/FotH Pilot Session 6 Homework Handout DRAFT v1.docx
@@ -469,7 +469,47 @@
       <w:r>
         <w:t>The Five-Minute Examen each evening — carried through the two weeks.</w:t>
       </w:r>
-      <w:r/>
+    </w:p>
+    <w:p>
+      <w:pPr>
+        <w:pStyle w:val="BodyText"/>
+      </w:pPr>
+      <w:r>
+        <w:rPr>
+          <w:b/>
+        </w:rPr>
+        <w:t xml:space="preserve">The Five-Minute Examen — how to do it. </w:t>
+      </w:r>
+      <w:r>
+        <w:t>Five minutes with God each evening, before bed:</w:t>
+      </w:r>
+    </w:p>
+    <w:p>
+      <w:pPr>
+        <w:pStyle w:val="BodyText"/>
+        <w:ind w:left="360"/>
+      </w:pPr>
+      <w:r>
+        <w:t>1. Thank Him for one specific thing from the day.</w:t>
+      </w:r>
+    </w:p>
+    <w:p>
+      <w:pPr>
+        <w:pStyle w:val="BodyText"/>
+        <w:ind w:left="360"/>
+      </w:pPr>
+      <w:r>
+        <w:t>2. Notice one place where you saw God moving.</w:t>
+      </w:r>
+    </w:p>
+    <w:p>
+      <w:pPr>
+        <w:pStyle w:val="BodyText"/>
+        <w:ind w:left="360"/>
+      </w:pPr>
+      <w:r>
+        <w:t>3. Ask Him about one place where you walked in less honesty than you wanted to today — just notice. No fixing; the Spirit does the work.</w:t>
+      </w:r>
     </w:p>
     <w:bookmarkEnd w:id="9"/>
     <w:bookmarkStart w:id="10" w:name="the-end-of-week-one-check-in"/>
@@ -486,10 +526,7 @@
         <w:pStyle w:val="FirstParagraph"/>
       </w:pPr>
       <w:r>
-        <w:t xml:space="preserve">My check-in partner for this cycle is:</w:t>
-      </w:r>
-      <w:r>
-        <w:t xml:space="preserve"> </w:t>
+        <w:t xml:space="preserve">My check-in partner for this cycle is: </w:t>
       </w:r>
       <w:r>
         <w:rPr>
@@ -514,22 +551,7 @@
         <w:pStyle w:val="BodyText"/>
       </w:pPr>
       <w:r>
-        <w:t xml:space="preserve">At the end of week one, connect with your partner and report how it’s going</w:t>
-      </w:r>
-      <w:r>
-        <w:t xml:space="preserve"> </w:t>
-      </w:r>
-      <w:r>
-        <w:t xml:space="preserve">against the practice. A text, a call, or a hallway conversation all count.</w:t>
-      </w:r>
-      <w:r>
-        <w:t xml:space="preserve"> </w:t>
-      </w:r>
-      <w:r>
-        <w:t xml:space="preserve">You are not grading each other; you are expecting each other.</w:t>
-      </w:r>
-      <w:r>
-        <w:t xml:space="preserve"> </w:t>
+        <w:t xml:space="preserve">At the end of week one, connect with your partner and report how it’s going against the practice. A text, a call, or a hallway conversation all count. You are not grading each other; you are expecting each other. </w:t>
       </w:r>
       <w:r>
         <w:rPr>
@@ -539,10 +561,7 @@
         <w:t xml:space="preserve">Done:</w:t>
       </w:r>
       <w:r>
-        <w:t xml:space="preserve"> </w:t>
-      </w:r>
-      <w:r>
-        <w:t xml:space="preserve">☐</w:t>
+        <w:t xml:space="preserve"> ☐</w:t>
       </w:r>
     </w:p>
     <w:bookmarkEnd w:id="10"/>
@@ -560,13 +579,7 @@
         <w:pStyle w:val="FirstParagraph"/>
       </w:pPr>
       <w:r>
-        <w:t xml:space="preserve">Continue or deepen the same practice, as the session specifies; journal</w:t>
-      </w:r>
-      <w:r>
-        <w:t xml:space="preserve"> </w:t>
-      </w:r>
-      <w:r>
-        <w:t xml:space="preserve">what happens.</w:t>
+        <w:t xml:space="preserve">Continue or deepen the same practice, as the session specifies; journal what happens.</w:t>
       </w:r>
     </w:p>
     <w:bookmarkEnd w:id="11"/>
@@ -584,10 +597,7 @@
         <w:pStyle w:val="FirstParagraph"/>
       </w:pPr>
       <w:r>
-        <w:t xml:space="preserve">Set at commissioning from the session’s materials.</w:t>
-      </w:r>
-      <w:r>
-        <w:t xml:space="preserve"> </w:t>
+        <w:t xml:space="preserve">Set at commissioning from the session’s materials. </w:t>
       </w:r>
       <w:r>
         <w:rPr>
@@ -597,10 +607,7 @@
         <w:t xml:space="preserve">Done:</w:t>
       </w:r>
       <w:r>
-        <w:t xml:space="preserve"> </w:t>
-      </w:r>
-      <w:r>
-        <w:t xml:space="preserve">☐</w:t>
+        <w:t xml:space="preserve"> ☐</w:t>
       </w:r>
     </w:p>
     <w:p>

--- a/_implementation-notes/evening-series/handouts/FotH Pilot Session 6 Homework Handout DRAFT v1.docx
+++ b/_implementation-notes/evening-series/handouts/FotH Pilot Session 6 Homework Handout DRAFT v1.docx
@@ -468,6 +468,9 @@
       </w:pPr>
       <w:r>
         <w:t>The Five-Minute Examen each evening — carried through the two weeks.</w:t>
+      </w:r>
+      <w:r>
+        <w:t xml:space="preserve"> And the three questions about the group go home on The Road So Far — answered together, out loud, when we next gather.</w:t>
       </w:r>
     </w:p>
     <w:p>

--- a/_implementation-notes/evening-series/handouts/FotH Pilot Session 6 Homework Handout DRAFT v1.docx
+++ b/_implementation-notes/evening-series/handouts/FotH Pilot Session 6 Homework Handout DRAFT v1.docx
@@ -6,6 +6,7 @@
     <w:p>
       <w:pPr>
         <w:pStyle w:val="Heading1"/>
+        <w:spacing w:after="80"/>
       </w:pPr>
       <w:r>
         <w:t xml:space="preserve">Take-Home Sheet — Session 6: Safe and Brave Together</w:t>
@@ -20,7 +21,7 @@
     </w:p>
     <w:p>
       <w:pPr>
-        <w:spacing w:after="140"/>
+        <w:spacing w:after="60"/>
       </w:pPr>
       <w:r>
         <w:rPr>
@@ -35,7 +36,7 @@
     </w:p>
     <w:p>
       <w:pPr>
-        <w:spacing w:after="140"/>
+        <w:spacing w:after="60"/>
       </w:pPr>
       <w:r>
         <w:rPr>
@@ -238,7 +239,7 @@
     </w:tbl>
     <w:p>
       <w:pPr>
-        <w:spacing w:after="140"/>
+        <w:spacing w:after="60"/>
       </w:pPr>
       <w:r>
         <w:rPr>
@@ -441,7 +442,7 @@
     </w:tbl>
     <w:p>
       <w:pPr>
-        <w:spacing w:after="140"/>
+        <w:spacing w:after="60"/>
       </w:pPr>
       <w:r>
         <w:rPr>
@@ -457,6 +458,7 @@
     <w:p>
       <w:pPr>
         <w:pStyle w:val="Heading2"/>
+        <w:spacing w:before="160" w:after="60"/>
       </w:pPr>
       <w:r>
         <w:t>1. The homework practice — week one</w:t>
@@ -465,17 +467,16 @@
     <w:p>
       <w:pPr>
         <w:pStyle w:val="FirstParagraph"/>
-      </w:pPr>
-      <w:r>
-        <w:t>The Five-Minute Examen each evening — carried through the two weeks.</w:t>
-      </w:r>
-      <w:r>
-        <w:t xml:space="preserve"> And the three questions about the group go home on The Road So Far — answered together, out loud, when we next gather.</w:t>
+        <w:spacing w:after="100" w:before="0"/>
+      </w:pPr>
+      <w:r>
+        <w:t>The Five-Minute Examen each evening — carried through the two weeks. The three questions about the group are on The Road So Far.</w:t>
       </w:r>
     </w:p>
     <w:p>
       <w:pPr>
         <w:pStyle w:val="BodyText"/>
+        <w:spacing w:after="100" w:before="0"/>
       </w:pPr>
       <w:r>
         <w:rPr>
@@ -484,12 +485,13 @@
         <w:t xml:space="preserve">The Five-Minute Examen — how to do it. </w:t>
       </w:r>
       <w:r>
-        <w:t>Five minutes with God each evening, before bed:</w:t>
+        <w:t>Five minutes with God each evening, before bed — one box per day:</w:t>
       </w:r>
     </w:p>
     <w:p>
       <w:pPr>
         <w:pStyle w:val="BodyText"/>
+        <w:spacing w:after="40" w:before="0"/>
         <w:ind w:left="360"/>
       </w:pPr>
       <w:r>
@@ -499,6 +501,7 @@
     <w:p>
       <w:pPr>
         <w:pStyle w:val="BodyText"/>
+        <w:spacing w:after="40" w:before="0"/>
         <w:ind w:left="360"/>
       </w:pPr>
       <w:r>
@@ -508,6 +511,7 @@
     <w:p>
       <w:pPr>
         <w:pStyle w:val="BodyText"/>
+        <w:spacing w:after="40" w:before="0"/>
         <w:ind w:left="360"/>
       </w:pPr>
       <w:r>
@@ -516,9 +520,201 @@
     </w:p>
     <w:bookmarkEnd w:id="9"/>
     <w:bookmarkStart w:id="10" w:name="the-end-of-week-one-check-in"/>
+    <w:tbl>
+      <w:tblPr>
+        <w:tblStyle w:val="Table"/>
+        <w:tblW w:type="auto" w:w="0"/>
+        <w:tblLook w:firstRow="1" w:lastRow="0" w:firstColumn="0" w:lastColumn="0" w:noHBand="0" w:noVBand="0" w:val="0020"/>
+      </w:tblPr>
+      <w:tblGrid>
+        <w:gridCol w:w="1131"/>
+        <w:gridCol w:w="1131"/>
+        <w:gridCol w:w="1131"/>
+        <w:gridCol w:w="1131"/>
+        <w:gridCol w:w="1131"/>
+        <w:gridCol w:w="1131"/>
+        <w:gridCol w:w="1131"/>
+      </w:tblGrid>
+      <w:tr>
+        <w:trPr>
+          <w:tblHeader w:val="on"/>
+        </w:trPr>
+        <w:tc>
+          <w:tcPr/>
+          <w:p>
+            <w:pPr>
+              <w:pStyle w:val="Compact"/>
+              <w:jc w:val="center"/>
+            </w:pPr>
+            <w:r>
+              <w:t xml:space="preserve">M</w:t>
+            </w:r>
+          </w:p>
+        </w:tc>
+        <w:tc>
+          <w:tcPr/>
+          <w:p>
+            <w:pPr>
+              <w:pStyle w:val="Compact"/>
+              <w:jc w:val="center"/>
+            </w:pPr>
+            <w:r>
+              <w:t xml:space="preserve">Tu</w:t>
+            </w:r>
+          </w:p>
+        </w:tc>
+        <w:tc>
+          <w:tcPr/>
+          <w:p>
+            <w:pPr>
+              <w:pStyle w:val="Compact"/>
+              <w:jc w:val="center"/>
+            </w:pPr>
+            <w:r>
+              <w:t xml:space="preserve">W</w:t>
+            </w:r>
+          </w:p>
+        </w:tc>
+        <w:tc>
+          <w:tcPr/>
+          <w:p>
+            <w:pPr>
+              <w:pStyle w:val="Compact"/>
+              <w:jc w:val="center"/>
+            </w:pPr>
+            <w:r>
+              <w:t xml:space="preserve">Th</w:t>
+            </w:r>
+          </w:p>
+        </w:tc>
+        <w:tc>
+          <w:tcPr/>
+          <w:p>
+            <w:pPr>
+              <w:pStyle w:val="Compact"/>
+              <w:jc w:val="center"/>
+            </w:pPr>
+            <w:r>
+              <w:t xml:space="preserve">F</w:t>
+            </w:r>
+          </w:p>
+        </w:tc>
+        <w:tc>
+          <w:tcPr/>
+          <w:p>
+            <w:pPr>
+              <w:pStyle w:val="Compact"/>
+              <w:jc w:val="center"/>
+            </w:pPr>
+            <w:r>
+              <w:t xml:space="preserve">Sa</w:t>
+            </w:r>
+          </w:p>
+        </w:tc>
+        <w:tc>
+          <w:tcPr/>
+          <w:p>
+            <w:pPr>
+              <w:pStyle w:val="Compact"/>
+              <w:jc w:val="center"/>
+            </w:pPr>
+            <w:r>
+              <w:t xml:space="preserve">Su</w:t>
+            </w:r>
+          </w:p>
+        </w:tc>
+      </w:tr>
+      <w:tr>
+        <w:tc>
+          <w:tcPr/>
+          <w:p>
+            <w:pPr>
+              <w:pStyle w:val="Compact"/>
+              <w:jc w:val="center"/>
+            </w:pPr>
+            <w:r>
+              <w:t xml:space="preserve">☐</w:t>
+            </w:r>
+          </w:p>
+        </w:tc>
+        <w:tc>
+          <w:tcPr/>
+          <w:p>
+            <w:pPr>
+              <w:pStyle w:val="Compact"/>
+              <w:jc w:val="center"/>
+            </w:pPr>
+            <w:r>
+              <w:t xml:space="preserve">☐</w:t>
+            </w:r>
+          </w:p>
+        </w:tc>
+        <w:tc>
+          <w:tcPr/>
+          <w:p>
+            <w:pPr>
+              <w:pStyle w:val="Compact"/>
+              <w:jc w:val="center"/>
+            </w:pPr>
+            <w:r>
+              <w:t xml:space="preserve">☐</w:t>
+            </w:r>
+          </w:p>
+        </w:tc>
+        <w:tc>
+          <w:tcPr/>
+          <w:p>
+            <w:pPr>
+              <w:pStyle w:val="Compact"/>
+              <w:jc w:val="center"/>
+            </w:pPr>
+            <w:r>
+              <w:t xml:space="preserve">☐</w:t>
+            </w:r>
+          </w:p>
+        </w:tc>
+        <w:tc>
+          <w:tcPr/>
+          <w:p>
+            <w:pPr>
+              <w:pStyle w:val="Compact"/>
+              <w:jc w:val="center"/>
+            </w:pPr>
+            <w:r>
+              <w:t xml:space="preserve">☐</w:t>
+            </w:r>
+          </w:p>
+        </w:tc>
+        <w:tc>
+          <w:tcPr/>
+          <w:p>
+            <w:pPr>
+              <w:pStyle w:val="Compact"/>
+              <w:jc w:val="center"/>
+            </w:pPr>
+            <w:r>
+              <w:t xml:space="preserve">☐</w:t>
+            </w:r>
+          </w:p>
+        </w:tc>
+        <w:tc>
+          <w:tcPr/>
+          <w:p>
+            <w:pPr>
+              <w:pStyle w:val="Compact"/>
+              <w:jc w:val="center"/>
+            </w:pPr>
+            <w:r>
+              <w:t xml:space="preserve">☐</w:t>
+            </w:r>
+          </w:p>
+        </w:tc>
+      </w:tr>
+    </w:tbl>
     <w:p>
       <w:pPr>
         <w:pStyle w:val="Heading2"/>
+        <w:spacing w:before="160" w:after="60"/>
       </w:pPr>
       <w:r>
         <w:t xml:space="preserve">2. The end-of-week-one check-in</w:t>
@@ -527,6 +723,7 @@
     <w:p>
       <w:pPr>
         <w:pStyle w:val="FirstParagraph"/>
+        <w:spacing w:after="100" w:before="0"/>
       </w:pPr>
       <w:r>
         <w:t xml:space="preserve">My check-in partner for this cycle is: </w:t>
@@ -552,6 +749,7 @@
     <w:p>
       <w:pPr>
         <w:pStyle w:val="BodyText"/>
+        <w:spacing w:after="100" w:before="0"/>
       </w:pPr>
       <w:r>
         <w:t xml:space="preserve">At the end of week one, connect with your partner and report how it’s going against the practice. A text, a call, or a hallway conversation all count. You are not grading each other; you are expecting each other. </w:t>
@@ -572,6 +770,7 @@
     <w:p>
       <w:pPr>
         <w:pStyle w:val="Heading2"/>
+        <w:spacing w:before="160" w:after="60"/>
       </w:pPr>
       <w:r>
         <w:t>3. The homework practice — week two</w:t>
@@ -580,16 +779,209 @@
     <w:p>
       <w:pPr>
         <w:pStyle w:val="FirstParagraph"/>
-      </w:pPr>
-      <w:r>
-        <w:t xml:space="preserve">Continue or deepen the same practice, as the session specifies; journal what happens.</w:t>
+        <w:spacing w:after="100" w:before="0"/>
+      </w:pPr>
+      <w:r>
+        <w:t>Continue or deepen the same practice, as the session specifies; journal what happens. One box per day.</w:t>
       </w:r>
     </w:p>
     <w:bookmarkEnd w:id="11"/>
     <w:bookmarkStart w:id="12" w:name="one-sentence-of-preparation"/>
+    <w:tbl>
+      <w:tblPr>
+        <w:tblStyle w:val="Table"/>
+        <w:tblW w:type="auto" w:w="0"/>
+        <w:tblLook w:firstRow="1" w:lastRow="0" w:firstColumn="0" w:lastColumn="0" w:noHBand="0" w:noVBand="0" w:val="0020"/>
+      </w:tblPr>
+      <w:tblGrid>
+        <w:gridCol w:w="1131"/>
+        <w:gridCol w:w="1131"/>
+        <w:gridCol w:w="1131"/>
+        <w:gridCol w:w="1131"/>
+        <w:gridCol w:w="1131"/>
+        <w:gridCol w:w="1131"/>
+        <w:gridCol w:w="1131"/>
+      </w:tblGrid>
+      <w:tr>
+        <w:trPr>
+          <w:tblHeader w:val="on"/>
+        </w:trPr>
+        <w:tc>
+          <w:tcPr/>
+          <w:p>
+            <w:pPr>
+              <w:pStyle w:val="Compact"/>
+              <w:jc w:val="center"/>
+            </w:pPr>
+            <w:r>
+              <w:t xml:space="preserve">M</w:t>
+            </w:r>
+          </w:p>
+        </w:tc>
+        <w:tc>
+          <w:tcPr/>
+          <w:p>
+            <w:pPr>
+              <w:pStyle w:val="Compact"/>
+              <w:jc w:val="center"/>
+            </w:pPr>
+            <w:r>
+              <w:t xml:space="preserve">Tu</w:t>
+            </w:r>
+          </w:p>
+        </w:tc>
+        <w:tc>
+          <w:tcPr/>
+          <w:p>
+            <w:pPr>
+              <w:pStyle w:val="Compact"/>
+              <w:jc w:val="center"/>
+            </w:pPr>
+            <w:r>
+              <w:t xml:space="preserve">W</w:t>
+            </w:r>
+          </w:p>
+        </w:tc>
+        <w:tc>
+          <w:tcPr/>
+          <w:p>
+            <w:pPr>
+              <w:pStyle w:val="Compact"/>
+              <w:jc w:val="center"/>
+            </w:pPr>
+            <w:r>
+              <w:t xml:space="preserve">Th</w:t>
+            </w:r>
+          </w:p>
+        </w:tc>
+        <w:tc>
+          <w:tcPr/>
+          <w:p>
+            <w:pPr>
+              <w:pStyle w:val="Compact"/>
+              <w:jc w:val="center"/>
+            </w:pPr>
+            <w:r>
+              <w:t xml:space="preserve">F</w:t>
+            </w:r>
+          </w:p>
+        </w:tc>
+        <w:tc>
+          <w:tcPr/>
+          <w:p>
+            <w:pPr>
+              <w:pStyle w:val="Compact"/>
+              <w:jc w:val="center"/>
+            </w:pPr>
+            <w:r>
+              <w:t xml:space="preserve">Sa</w:t>
+            </w:r>
+          </w:p>
+        </w:tc>
+        <w:tc>
+          <w:tcPr/>
+          <w:p>
+            <w:pPr>
+              <w:pStyle w:val="Compact"/>
+              <w:jc w:val="center"/>
+            </w:pPr>
+            <w:r>
+              <w:t xml:space="preserve">Su</w:t>
+            </w:r>
+          </w:p>
+        </w:tc>
+      </w:tr>
+      <w:tr>
+        <w:tc>
+          <w:tcPr/>
+          <w:p>
+            <w:pPr>
+              <w:pStyle w:val="Compact"/>
+              <w:jc w:val="center"/>
+            </w:pPr>
+            <w:r>
+              <w:t xml:space="preserve">☐</w:t>
+            </w:r>
+          </w:p>
+        </w:tc>
+        <w:tc>
+          <w:tcPr/>
+          <w:p>
+            <w:pPr>
+              <w:pStyle w:val="Compact"/>
+              <w:jc w:val="center"/>
+            </w:pPr>
+            <w:r>
+              <w:t xml:space="preserve">☐</w:t>
+            </w:r>
+          </w:p>
+        </w:tc>
+        <w:tc>
+          <w:tcPr/>
+          <w:p>
+            <w:pPr>
+              <w:pStyle w:val="Compact"/>
+              <w:jc w:val="center"/>
+            </w:pPr>
+            <w:r>
+              <w:t xml:space="preserve">☐</w:t>
+            </w:r>
+          </w:p>
+        </w:tc>
+        <w:tc>
+          <w:tcPr/>
+          <w:p>
+            <w:pPr>
+              <w:pStyle w:val="Compact"/>
+              <w:jc w:val="center"/>
+            </w:pPr>
+            <w:r>
+              <w:t xml:space="preserve">☐</w:t>
+            </w:r>
+          </w:p>
+        </w:tc>
+        <w:tc>
+          <w:tcPr/>
+          <w:p>
+            <w:pPr>
+              <w:pStyle w:val="Compact"/>
+              <w:jc w:val="center"/>
+            </w:pPr>
+            <w:r>
+              <w:t xml:space="preserve">☐</w:t>
+            </w:r>
+          </w:p>
+        </w:tc>
+        <w:tc>
+          <w:tcPr/>
+          <w:p>
+            <w:pPr>
+              <w:pStyle w:val="Compact"/>
+              <w:jc w:val="center"/>
+            </w:pPr>
+            <w:r>
+              <w:t xml:space="preserve">☐</w:t>
+            </w:r>
+          </w:p>
+        </w:tc>
+        <w:tc>
+          <w:tcPr/>
+          <w:p>
+            <w:pPr>
+              <w:pStyle w:val="Compact"/>
+              <w:jc w:val="center"/>
+            </w:pPr>
+            <w:r>
+              <w:t xml:space="preserve">☐</w:t>
+            </w:r>
+          </w:p>
+        </w:tc>
+      </w:tr>
+    </w:tbl>
     <w:p>
       <w:pPr>
         <w:pStyle w:val="Heading2"/>
+        <w:spacing w:before="160" w:after="60"/>
       </w:pPr>
       <w:r>
         <w:t xml:space="preserve">4. One sentence of preparation</w:t>
@@ -598,6 +990,7 @@
     <w:p>
       <w:pPr>
         <w:pStyle w:val="FirstParagraph"/>
+        <w:spacing w:after="100" w:before="0"/>
       </w:pPr>
       <w:r>
         <w:t xml:space="preserve">Set at commissioning from the session’s materials. </w:t>
@@ -611,13 +1004,6 @@
       </w:r>
       <w:r>
         <w:t xml:space="preserve"> ☐</w:t>
-      </w:r>
-    </w:p>
-    <w:p>
-      <w:r>
-        <w:pict>
-          <v:rect style="width:0;height:1.5pt" o:hralign="center" o:hrstd="t" o:hr="t"/>
-        </w:pict>
       </w:r>
     </w:p>
     <w:bookmarkEnd w:id="12"/>
@@ -626,6 +1012,7 @@
       <w:footnotePr>
         <w:numRestart w:val="eachSect"/>
       </w:footnotePr>
+      <w:pgMar w:top="720" w:bottom="720" w:left="1224" w:right="1224"/>
     </w:sectPr>
   </w:body>
 </w:document>

--- a/_implementation-notes/evening-series/handouts/FotH Pilot Session 6 Homework Handout DRAFT v1.docx
+++ b/_implementation-notes/evening-series/handouts/FotH Pilot Session 6 Homework Handout DRAFT v1.docx
@@ -9,7 +9,7 @@
         <w:spacing w:after="80"/>
       </w:pPr>
       <w:r>
-        <w:t xml:space="preserve">Take-Home Sheet — Session 6: Safe and Brave Together</w:t>
+        <w:t>Take-Home Sheet — Evening 5: Safe and Brave Together</w:t>
       </w:r>
     </w:p>
     <w:p>
@@ -1009,6 +1009,8 @@
     <w:bookmarkEnd w:id="12"/>
     <w:bookmarkEnd w:id="13"/>
     <w:sectPr>
+      <w:headerReference w:type="default" r:id="rId9"/>
+      <w:footerReference w:type="default" r:id="rId10"/>
       <w:footnotePr>
         <w:numRestart w:val="eachSect"/>
       </w:footnotePr>
@@ -1022,6 +1024,16 @@
 <w:comments xmlns:w="http://schemas.openxmlformats.org/wordprocessingml/2006/main" xmlns:m="http://schemas.openxmlformats.org/officeDocument/2006/math" xmlns:r="http://schemas.openxmlformats.org/officeDocument/2006/relationships" xmlns:o="urn:schemas-microsoft-com:office:office" xmlns:v="urn:schemas-microsoft-com:vml" xmlns:w10="urn:schemas-microsoft-com:office:word" xmlns:a="http://schemas.openxmlformats.org/drawingml/2006/main" xmlns:pic="http://schemas.openxmlformats.org/drawingml/2006/picture" xmlns:wp="http://schemas.openxmlformats.org/drawingml/2006/wordprocessingDrawing"/>
 </file>
 
+<file path=word/footer1.xml><?xml version="1.0" encoding="utf-8"?>
+<w:ftr xmlns:m="http://schemas.openxmlformats.org/officeDocument/2006/math" xmlns:mc="http://schemas.openxmlformats.org/markup-compatibility/2006" xmlns:mo="http://schemas.microsoft.com/office/mac/office/2008/main" xmlns:mv="urn:schemas-microsoft-com:mac:vml" xmlns:o="urn:schemas-microsoft-com:office:office" xmlns:r="http://schemas.openxmlformats.org/officeDocument/2006/relationships" xmlns:v="urn:schemas-microsoft-com:vml" xmlns:w10="urn:schemas-microsoft-com:office:word" xmlns:w14="http://schemas.microsoft.com/office/word/2010/wordml" xmlns:w="http://schemas.openxmlformats.org/wordprocessingml/2006/main" xmlns:wne="http://schemas.microsoft.com/office/word/2006/wordml" xmlns:wp14="http://schemas.microsoft.com/office/word/2010/wordprocessingDrawing" xmlns:wp="http://schemas.openxmlformats.org/drawingml/2006/wordprocessingDrawing" xmlns:wpc="http://schemas.microsoft.com/office/word/2010/wordprocessingCanvas" xmlns:wpg="http://schemas.microsoft.com/office/word/2010/wordprocessingGroup" xmlns:wpi="http://schemas.microsoft.com/office/word/2010/wordprocessingInk" xmlns:wps="http://schemas.microsoft.com/office/word/2010/wordprocessingShape" mc:Ignorable="w14 wp14">
+  <w:p>
+    <w:pPr>
+      <w:pStyle w:val="Footer"/>
+    </w:pPr>
+  </w:p>
+</w:ftr>
+</file>
+
 <file path=word/footnotes.xml><?xml version="1.0" encoding="utf-8"?>
 <w:footnotes xmlns:w="http://schemas.openxmlformats.org/wordprocessingml/2006/main" xmlns:m="http://schemas.openxmlformats.org/officeDocument/2006/math" xmlns:r="http://schemas.openxmlformats.org/officeDocument/2006/relationships" xmlns:o="urn:schemas-microsoft-com:office:office" xmlns:v="urn:schemas-microsoft-com:vml" xmlns:w10="urn:schemas-microsoft-com:office:word" xmlns:a="http://schemas.openxmlformats.org/drawingml/2006/main" xmlns:pic="http://schemas.openxmlformats.org/drawingml/2006/picture" xmlns:wp="http://schemas.openxmlformats.org/drawingml/2006/wordprocessingDrawing">
   <w:footnote w:type="continuationSeparator" w:id="0">
@@ -1039,6 +1051,16 @@
     </w:p>
   </w:footnote>
 </w:footnotes>
+</file>
+
+<file path=word/header1.xml><?xml version="1.0" encoding="utf-8"?>
+<w:hdr xmlns:m="http://schemas.openxmlformats.org/officeDocument/2006/math" xmlns:mc="http://schemas.openxmlformats.org/markup-compatibility/2006" xmlns:mo="http://schemas.microsoft.com/office/mac/office/2008/main" xmlns:mv="urn:schemas-microsoft-com:mac:vml" xmlns:o="urn:schemas-microsoft-com:office:office" xmlns:r="http://schemas.openxmlformats.org/officeDocument/2006/relationships" xmlns:v="urn:schemas-microsoft-com:vml" xmlns:w10="urn:schemas-microsoft-com:office:word" xmlns:w14="http://schemas.microsoft.com/office/word/2010/wordml" xmlns:w="http://schemas.openxmlformats.org/wordprocessingml/2006/main" xmlns:wne="http://schemas.microsoft.com/office/word/2006/wordml" xmlns:wp14="http://schemas.microsoft.com/office/word/2010/wordprocessingDrawing" xmlns:wp="http://schemas.openxmlformats.org/drawingml/2006/wordprocessingDrawing" xmlns:wpc="http://schemas.microsoft.com/office/word/2010/wordprocessingCanvas" xmlns:wpg="http://schemas.microsoft.com/office/word/2010/wordprocessingGroup" xmlns:wpi="http://schemas.microsoft.com/office/word/2010/wordprocessingInk" xmlns:wps="http://schemas.microsoft.com/office/word/2010/wordprocessingShape" mc:Ignorable="w14 wp14">
+  <w:p>
+    <w:pPr>
+      <w:pStyle w:val="Header"/>
+    </w:pPr>
+  </w:p>
+</w:hdr>
 </file>
 
 <file path=word/numbering.xml><?xml version="1.0" encoding="utf-8"?>
